--- a/Sistem-Kendali-Cerdas/Modul-Word/Modul-1-Pengantar-Sistem-Kontrol-Cerdas.docx
+++ b/Sistem-Kendali-Cerdas/Modul-Word/Modul-1-Pengantar-Sistem-Kontrol-Cerdas.docx
@@ -10096,7 +10096,7 @@
                               <w:noProof/>
                               <w:lang w:val="fi-FI"/>
                             </w:rPr>
-                            <w:t>Dedik Romahadi, ST., M.Sc | Getaran Mekanik</w:t>
+                            <w:t>Dedik Romahadi, ST., M.Sc | Sistem Kendali Cerdas</w:t>
                           </w:r>
                           <w:r>
                             <w:rPr>
@@ -10151,7 +10151,7 @@
                         <w:noProof/>
                         <w:lang w:val="fi-FI"/>
                       </w:rPr>
-                      <w:t>Dedik Romahadi, ST., M.Sc | Getaran Mekanik</w:t>
+                      <w:t>Dedik Romahadi, ST., M.Sc | Sistem Kendali Cerdas</w:t>
                     </w:r>
                     <w:r>
                       <w:rPr>

--- a/Sistem-Kendali-Cerdas/Modul-Word/Modul-1-Pengantar-Sistem-Kontrol-Cerdas.docx
+++ b/Sistem-Kendali-Cerdas/Modul-Word/Modul-1-Pengantar-Sistem-Kontrol-Cerdas.docx
@@ -2655,7 +2655,7 @@
           <w:i w:val="0"/>
           <w:sz w:val="22"/>
         </w:rPr>
-        <w:t xml:space="preserve">Pertemuan pertama ini membangun fondasi seluruh mata kuliah Sistem Kendali Cerdas: apa yang dimaksud sistem kontrol, komponen apa saja yang menyusunnya, bagaimana membedakan loop terbuka dari loop tertutup, dan bagaimana menghitung respons sistem yang paling sederhana. Semua materi lanjutan — transformasi Laplace, fungsi transfer, perancangan PID, sampai kendali fuzzy dan jaringan saraf — adalah pengembangan dari kerangka yang dibangun di pertemuan ini.</w:t>
+        <w:t xml:space="preserve">Pertemuan pertama ini membangun fondasi seluruh mata kuliah Sistem Kendali Cerdas: apa yang dimaksud sistem kontrol, komponen apa saja yang menyusunnya, bagaimana membedakan loop terbuka dari loop tertutup, dan bagaimana menghitung respons sistem yang paling sederhana. Semua materi lanjutan, transformasi Laplace, fungsi transfer, perancangan PID, sampai kendali fuzzy dan jaringan saraf, adalah pengembangan dari kerangka yang dibangun di pertemuan ini.</w:t>
       </w:r>
     </w:p>
     <w:p>
@@ -6265,7 +6265,7 @@
           <w:color w:val="444444"/>
           <w:sz w:val="20"/>
         </w:rPr>
-        <w:t xml:space="preserve">Gambar 8. Cuplikan Cell 1: sistem referensi dan perhitungan L, T, S, τ_cl, dan t_s.</w:t>
+        <w:t xml:space="preserve">Gambar 8. Potongan Cell 1: sistem referensi dan perhitungan L, T, S, τ_cl, dan t_s.</w:t>
       </w:r>
     </w:p>
     <w:p>

--- a/Sistem-Kendali-Cerdas/Modul-Word/Modul-1-Pengantar-Sistem-Kontrol-Cerdas.docx
+++ b/Sistem-Kendali-Cerdas/Modul-Word/Modul-1-Pengantar-Sistem-Kontrol-Cerdas.docx
@@ -1379,7 +1379,7 @@
                                 <w:szCs w:val="20"/>
                                 <w:lang w:val="en-US"/>
                               </w:rPr>
-                              <w:t>myclass.mercubuana.ac.id</w:t>
+                              <w:t xml:space="preserve">myclass.mercubuana.ac·id</w:t>
                             </w:r>
                           </w:p>
                         </w:txbxContent>
@@ -1426,7 +1426,7 @@
                           <w:szCs w:val="20"/>
                           <w:lang w:val="en-US"/>
                         </w:rPr>
-                        <w:t>myclass.mercubuana.ac.id</w:t>
+                        <w:t xml:space="preserve">myclass.mercubuana.ac·id</w:t>
                       </w:r>
                     </w:p>
                   </w:txbxContent>
@@ -2512,7 +2512,7 @@
                                 <w:sz w:val="20"/>
                                 <w:szCs w:val="20"/>
                               </w:rPr>
-                              <w:t>www.mercubuana.ac.id</w:t>
+                              <w:t xml:space="preserve">www.mercubuana.ac·id</w:t>
                             </w:r>
                           </w:p>
                         </w:txbxContent>
@@ -2558,7 +2558,7 @@
                           <w:sz w:val="20"/>
                           <w:szCs w:val="20"/>
                         </w:rPr>
-                        <w:t>www.mercubuana.ac.id</w:t>
+                        <w:t xml:space="preserve">www.mercubuana.ac·id</w:t>
                       </w:r>
                     </w:p>
                   </w:txbxContent>
@@ -2656,6 +2656,15 @@
           <w:sz w:val="22"/>
         </w:rPr>
         <w:t xml:space="preserve">Pertemuan pertama ini membangun fondasi seluruh mata kuliah Sistem Kendali Cerdas: apa yang dimaksud sistem kontrol, komponen apa saja yang menyusunnya, bagaimana membedakan loop terbuka dari loop tertutup, dan bagaimana menghitung respons sistem yang paling sederhana. Semua materi lanjutan, transformasi Laplace, fungsi transfer, perancangan PID, sampai kendali fuzzy dan jaringan saraf, adalah pengembangan dari kerangka yang dibangun di pertemuan ini.</w:t>
+      </w:r>
+      <w:r>
+        <w:rPr>
+          <w:rFonts w:ascii="Arial" w:hAnsi="Arial" w:cs="Arial"/>
+          <w:b w:val="0"/>
+          <w:i w:val="0"/>
+          <w:sz w:val="22"/>
+        </w:rPr>
+        <w:t xml:space="preserve"> Gambar 1 mengilustrasikan gagasan ini.</w:t>
       </w:r>
     </w:p>
     <w:p>
@@ -2982,6 +2991,15 @@
           <w:sz w:val="22"/>
         </w:rPr>
         <w:t xml:space="preserve">Gambar 2 memperlihatkan rantai sinyal yang berulang terus-menerus. Pada sistem digital, satu putaran loop dapat dieksekusi ribuan kali per detik. Perhatikan tanda minus pada titik pertemuan umpan balik: sinyal terukur dikurangkan dari setpoint, dan justru tanda itulah yang membuat sistem mengoreksi diri alih-alih memperkuat penyimpangan.</w:t>
+      </w:r>
+      <w:r>
+        <w:rPr>
+          <w:rFonts w:ascii="Arial" w:hAnsi="Arial" w:cs="Arial"/>
+          <w:b w:val="0"/>
+          <w:i w:val="0"/>
+          <w:sz w:val="22"/>
+        </w:rPr>
+        <w:t xml:space="preserve"> Rinciannya dirangkum pada Tabel 1.</w:t>
       </w:r>
     </w:p>
     <w:p>
@@ -3936,7 +3954,35 @@
                 <w:i w:val="0"/>
                 <w:sz w:val="19"/>
               </w:rPr>
-              <w:t xml:space="preserve">Error Tunak e_ss = 1/(1+L)</w:t>
+              <w:t xml:space="preserve">Error Tunak </w:t>
+            </w:r>
+            <w:r>
+              <w:rPr>
+                <w:rFonts w:ascii="Arial" w:hAnsi="Arial" w:cs="Arial"/>
+                <w:b/>
+                <w:i w:val="0"/>
+                <w:sz w:val="19"/>
+              </w:rPr>
+              <w:t xml:space="preserve">e</w:t>
+            </w:r>
+            <w:r>
+              <w:rPr>
+                <w:rFonts w:ascii="Arial" w:hAnsi="Arial" w:cs="Arial"/>
+                <w:b/>
+                <w:i w:val="0"/>
+                <w:sz w:val="19"/>
+                <w:vertAlign w:val="subscript"/>
+              </w:rPr>
+              <w:t xml:space="preserve">ss</w:t>
+            </w:r>
+            <w:r>
+              <w:rPr>
+                <w:rFonts w:ascii="Arial" w:hAnsi="Arial" w:cs="Arial"/>
+                <w:b/>
+                <w:i w:val="0"/>
+                <w:sz w:val="19"/>
+              </w:rPr>
+              <w:t xml:space="preserve"> = 1/(1+L)</w:t>
             </w:r>
           </w:p>
         </w:tc>
@@ -4516,6 +4562,15 @@
         </w:rPr>
         <w:t xml:space="preserve">Gambar 4(a) memperlihatkan bahwa keluaran loop tertutup naik cepat lalu diam sedikit di bawah setpoint. Selisih yang tersisa itulah error tunak. Gambar 4(b) menampilkan skala penuh dan memperlihatkan bahwa rangkaian controller dan plant tanpa umpan balik justru menghasilkan keluaran delapan kali setpoint, karena tidak ada mekanisme yang memberi tahu sistem bahwa targetnya sudah terlampaui.</w:t>
       </w:r>
+      <w:r>
+        <w:rPr>
+          <w:rFonts w:ascii="Arial" w:hAnsi="Arial" w:cs="Arial"/>
+          <w:b w:val="0"/>
+          <w:i w:val="0"/>
+          <w:sz w:val="22"/>
+        </w:rPr>
+        <w:t xml:space="preserve"> Hubungan ini dirangkum dalam Persamaan (1).</w:t>
+      </w:r>
     </w:p>
     <w:p>
       <w:pPr>
@@ -4530,7 +4585,79 @@
           <w:color w:val="305496"/>
           <w:sz w:val="22"/>
         </w:rPr>
-        <w:t xml:space="preserve">L = Kp · K,   T = L/(1 + L),   e_ss = 1/(1 + L),   τ_cl = τ/(1 + L)</w:t>
+        <w:t xml:space="preserve">L = Kp · K,   T = L/(1 + L),   </w:t>
+      </w:r>
+      <w:r>
+        <w:rPr>
+          <w:rFonts w:ascii="Arial" w:hAnsi="Arial" w:cs="Arial"/>
+          <w:b/>
+          <w:i/>
+          <w:color w:val="305496"/>
+          <w:sz w:val="22"/>
+        </w:rPr>
+        <w:t xml:space="preserve">e</w:t>
+      </w:r>
+      <w:r>
+        <w:rPr>
+          <w:rFonts w:ascii="Arial" w:hAnsi="Arial" w:cs="Arial"/>
+          <w:b/>
+          <w:i/>
+          <w:color w:val="305496"/>
+          <w:sz w:val="22"/>
+          <w:vertAlign w:val="subscript"/>
+        </w:rPr>
+        <w:t xml:space="preserve">ss</w:t>
+      </w:r>
+      <w:r>
+        <w:rPr>
+          <w:rFonts w:ascii="Arial" w:hAnsi="Arial" w:cs="Arial"/>
+          <w:b/>
+          <w:i/>
+          <w:color w:val="305496"/>
+          <w:sz w:val="22"/>
+        </w:rPr>
+        <w:t xml:space="preserve"> = 1/(1 + L),   </w:t>
+      </w:r>
+      <w:r>
+        <w:rPr>
+          <w:rFonts w:ascii="Arial" w:hAnsi="Arial" w:cs="Arial"/>
+          <w:b/>
+          <w:i/>
+          <w:color w:val="305496"/>
+          <w:sz w:val="22"/>
+        </w:rPr>
+        <w:t xml:space="preserve">τ</w:t>
+      </w:r>
+      <w:r>
+        <w:rPr>
+          <w:rFonts w:ascii="Arial" w:hAnsi="Arial" w:cs="Arial"/>
+          <w:b/>
+          <w:i/>
+          <w:color w:val="305496"/>
+          <w:sz w:val="22"/>
+          <w:vertAlign w:val="subscript"/>
+        </w:rPr>
+        <w:t xml:space="preserve">cl</w:t>
+      </w:r>
+      <w:r>
+        <w:rPr>
+          <w:rFonts w:ascii="Arial" w:hAnsi="Arial" w:cs="Arial"/>
+          <w:b/>
+          <w:i/>
+          <w:color w:val="305496"/>
+          <w:sz w:val="22"/>
+        </w:rPr>
+        <w:t xml:space="preserve"> = τ/(1 + L)</w:t>
+      </w:r>
+      <w:r>
+        <w:rPr>
+          <w:rFonts w:ascii="Arial" w:hAnsi="Arial" w:cs="Arial"/>
+          <w:b/>
+          <w:i/>
+          <w:color w:val="305496"/>
+          <w:sz w:val="22"/>
+        </w:rPr>
+        <w:t xml:space="preserve">   (1)</w:t>
       </w:r>
     </w:p>
     <w:p>
@@ -4545,7 +4672,63 @@
           <w:i w:val="0"/>
           <w:sz w:val="22"/>
         </w:rPr>
-        <w:t xml:space="preserve">Dengan Kp = 4 dan K = 2 diperoleh gain loop L = 8. Gain loop tertutup menjadi T = 8/9 ≈ 0,8889, artinya untuk setpoint satu satuan keluaran tunaknya hanya mencapai 0,8889. Error tunaknya e_ss = 1/9 ≈ 0,1111. Konstanta waktu loop tertutup menjadi τ_cl = 3/9 = 0,3333 detik, sembilan kali lebih cepat daripada plant yang berdiri sendiri.</w:t>
+        <w:t xml:space="preserve">Dengan Kp = 4 dan K = 2 diperoleh gain loop L = 8. Gain loop tertutup menjadi T = 8/9 ≈ 0,8889, artinya untuk setpoint satu satuan keluaran tunaknya hanya mencapai 0,8889. Error tunaknya </w:t>
+      </w:r>
+      <w:r>
+        <w:rPr>
+          <w:rFonts w:ascii="Arial" w:hAnsi="Arial" w:cs="Arial"/>
+          <w:b w:val="0"/>
+          <w:i w:val="0"/>
+          <w:sz w:val="22"/>
+        </w:rPr>
+        <w:t xml:space="preserve">e</w:t>
+      </w:r>
+      <w:r>
+        <w:rPr>
+          <w:rFonts w:ascii="Arial" w:hAnsi="Arial" w:cs="Arial"/>
+          <w:b w:val="0"/>
+          <w:i w:val="0"/>
+          <w:sz w:val="22"/>
+          <w:vertAlign w:val="subscript"/>
+        </w:rPr>
+        <w:t xml:space="preserve">ss</w:t>
+      </w:r>
+      <w:r>
+        <w:rPr>
+          <w:rFonts w:ascii="Arial" w:hAnsi="Arial" w:cs="Arial"/>
+          <w:b w:val="0"/>
+          <w:i w:val="0"/>
+          <w:sz w:val="22"/>
+        </w:rPr>
+        <w:t xml:space="preserve"> = 1/9 ≈ 0,1111. Konstanta waktu loop tertutup menjadi </w:t>
+      </w:r>
+      <w:r>
+        <w:rPr>
+          <w:rFonts w:ascii="Arial" w:hAnsi="Arial" w:cs="Arial"/>
+          <w:b w:val="0"/>
+          <w:i w:val="0"/>
+          <w:sz w:val="22"/>
+        </w:rPr>
+        <w:t xml:space="preserve">τ</w:t>
+      </w:r>
+      <w:r>
+        <w:rPr>
+          <w:rFonts w:ascii="Arial" w:hAnsi="Arial" w:cs="Arial"/>
+          <w:b w:val="0"/>
+          <w:i w:val="0"/>
+          <w:sz w:val="22"/>
+          <w:vertAlign w:val="subscript"/>
+        </w:rPr>
+        <w:t xml:space="preserve">cl</w:t>
+      </w:r>
+      <w:r>
+        <w:rPr>
+          <w:rFonts w:ascii="Arial" w:hAnsi="Arial" w:cs="Arial"/>
+          <w:b w:val="0"/>
+          <w:i w:val="0"/>
+          <w:sz w:val="22"/>
+        </w:rPr>
+        <w:t xml:space="preserve"> = 3/9 = 0,3333 detik, sembilan kali lebih cepat daripada plant yang berdiri sendiri.</w:t>
       </w:r>
     </w:p>
     <w:p>
@@ -4562,6 +4745,15 @@
         </w:rPr>
         <w:t xml:space="preserve">Respons step loop tertutup terhadap waktu berbentuk kenaikan eksponensial menuju nilai tunaknya:</w:t>
       </w:r>
+      <w:r>
+        <w:rPr>
+          <w:rFonts w:ascii="Arial" w:hAnsi="Arial" w:cs="Arial"/>
+          <w:b w:val="0"/>
+          <w:i w:val="0"/>
+          <w:sz w:val="22"/>
+        </w:rPr>
+        <w:t xml:space="preserve"> Bentuk ringkasnya dituliskan pada Persamaan (2).</w:t>
+      </w:r>
     </w:p>
     <w:p>
       <w:pPr>
@@ -4576,7 +4768,38 @@
           <w:color w:val="305496"/>
           <w:sz w:val="22"/>
         </w:rPr>
-        <w:t xml:space="preserve">y(t) = [L/(1 + L)] · (1 − e^(−t/τ_cl))</w:t>
+        <w:t xml:space="preserve">y(t) = [L/(1 + L)] · (1 − e</w:t>
+      </w:r>
+      <w:r>
+        <w:rPr>
+          <w:rFonts w:ascii="Arial" w:hAnsi="Arial" w:cs="Arial"/>
+          <w:b/>
+          <w:i/>
+          <w:color w:val="305496"/>
+          <w:sz w:val="22"/>
+          <w:vertAlign w:val="superscript"/>
+        </w:rPr>
+        <w:t xml:space="preserve">−t/τ_cl</w:t>
+      </w:r>
+      <w:r>
+        <w:rPr>
+          <w:rFonts w:ascii="Arial" w:hAnsi="Arial" w:cs="Arial"/>
+          <w:b/>
+          <w:i/>
+          <w:color w:val="305496"/>
+          <w:sz w:val="22"/>
+        </w:rPr>
+        <w:t xml:space="preserve">)</w:t>
+      </w:r>
+      <w:r>
+        <w:rPr>
+          <w:rFonts w:ascii="Arial" w:hAnsi="Arial" w:cs="Arial"/>
+          <w:b/>
+          <w:i/>
+          <w:color w:val="305496"/>
+          <w:sz w:val="22"/>
+        </w:rPr>
+        <w:t xml:space="preserve">   (2)</w:t>
       </w:r>
     </w:p>
     <w:p>
@@ -4663,16 +4886,81 @@
           <w:i w:val="0"/>
           <w:sz w:val="22"/>
         </w:rPr>
-        <w:t xml:space="preserve">Indikator Kinerja: Dua indikator waktu yang paling sering dipakai di industri adalah waktu settling dan waktu naik. Waktu settling t_s adalah perkiraan kapan respons dianggap selesai memakai kriteria dua persen, kira-kira empat kali konstanta waktu. Waktu naik t_r adalah waktu dari sepuluh persen ke sembilan puluh persen nilai akhir, kira-kira 2,2 kali konstanta waktu untuk sistem orde satu.</w:t>
-      </w:r>
-      <w:r>
-        <w:rPr>
-          <w:rFonts w:ascii="Arial" w:hAnsi="Arial" w:cs="Arial"/>
-          <w:b w:val="0"/>
-          <w:i w:val="0"/>
-          <w:sz w:val="22"/>
-        </w:rPr>
-        <w:t xml:space="preserve"/>
+        <w:t xml:space="preserve">Indikator Kinerja: Dua indikator waktu yang paling sering dipakai di industri adalah waktu settling dan waktu naik. Waktu settling </w:t>
+      </w:r>
+      <w:r>
+        <w:rPr>
+          <w:rFonts w:ascii="Arial" w:hAnsi="Arial" w:cs="Arial"/>
+          <w:b/>
+          <w:i w:val="0"/>
+          <w:sz w:val="22"/>
+        </w:rPr>
+        <w:t xml:space="preserve">t</w:t>
+      </w:r>
+      <w:r>
+        <w:rPr>
+          <w:rFonts w:ascii="Arial" w:hAnsi="Arial" w:cs="Arial"/>
+          <w:b/>
+          <w:i w:val="0"/>
+          <w:sz w:val="22"/>
+          <w:vertAlign w:val="subscript"/>
+        </w:rPr>
+        <w:t xml:space="preserve">s</w:t>
+      </w:r>
+      <w:r>
+        <w:rPr>
+          <w:rFonts w:ascii="Arial" w:hAnsi="Arial" w:cs="Arial"/>
+          <w:b/>
+          <w:i w:val="0"/>
+          <w:sz w:val="22"/>
+        </w:rPr>
+        <w:t xml:space="preserve"> adalah perkiraan kapan respons dianggap selesai memakai kriteria dua persen, kira-kira empat kali konstanta waktu. Waktu naik </w:t>
+      </w:r>
+      <w:r>
+        <w:rPr>
+          <w:rFonts w:ascii="Arial" w:hAnsi="Arial" w:cs="Arial"/>
+          <w:b/>
+          <w:i w:val="0"/>
+          <w:sz w:val="22"/>
+        </w:rPr>
+        <w:t xml:space="preserve">t</w:t>
+      </w:r>
+      <w:r>
+        <w:rPr>
+          <w:rFonts w:ascii="Arial" w:hAnsi="Arial" w:cs="Arial"/>
+          <w:b/>
+          <w:i w:val="0"/>
+          <w:sz w:val="22"/>
+          <w:vertAlign w:val="subscript"/>
+        </w:rPr>
+        <w:t xml:space="preserve">r</w:t>
+      </w:r>
+      <w:r>
+        <w:rPr>
+          <w:rFonts w:ascii="Arial" w:hAnsi="Arial" w:cs="Arial"/>
+          <w:b/>
+          <w:i w:val="0"/>
+          <w:sz w:val="22"/>
+        </w:rPr>
+        <w:t xml:space="preserve"> adalah waktu dari sepuluh persen ke sembilan puluh persen nilai akhir, kira-kira 2,2 kali konstanta waktu untuk sistem orde satu.</w:t>
+      </w:r>
+      <w:r>
+        <w:rPr>
+          <w:rFonts w:ascii="Arial" w:hAnsi="Arial" w:cs="Arial"/>
+          <w:b w:val="0"/>
+          <w:i w:val="0"/>
+          <w:sz w:val="22"/>
+        </w:rPr>
+        <w:t xml:space="preserve"/>
+      </w:r>
+      <w:r>
+        <w:rPr>
+          <w:rFonts w:ascii="Arial" w:hAnsi="Arial" w:cs="Arial"/>
+          <w:b w:val="0"/>
+          <w:i w:val="0"/>
+          <w:sz w:val="22"/>
+        </w:rPr>
+        <w:t xml:space="preserve"> Persamaan (3) memadatkan aturan tersebut.</w:t>
       </w:r>
     </w:p>
     <w:p>
@@ -4688,7 +4976,141 @@
           <w:color w:val="305496"/>
           <w:sz w:val="22"/>
         </w:rPr>
-        <w:t xml:space="preserve">t_s ≈ 4·τ_cl = 1,3333 s     t_r ≈ 2,2·τ_cl = 0,7333 s</w:t>
+        <w:t xml:space="preserve"/>
+      </w:r>
+      <w:r>
+        <w:rPr>
+          <w:rFonts w:ascii="Arial" w:hAnsi="Arial" w:cs="Arial"/>
+          <w:b/>
+          <w:i/>
+          <w:color w:val="305496"/>
+          <w:sz w:val="22"/>
+        </w:rPr>
+        <w:t xml:space="preserve">t</w:t>
+      </w:r>
+      <w:r>
+        <w:rPr>
+          <w:rFonts w:ascii="Arial" w:hAnsi="Arial" w:cs="Arial"/>
+          <w:b/>
+          <w:i/>
+          <w:color w:val="305496"/>
+          <w:sz w:val="22"/>
+          <w:vertAlign w:val="subscript"/>
+        </w:rPr>
+        <w:t xml:space="preserve">s</w:t>
+      </w:r>
+      <w:r>
+        <w:rPr>
+          <w:rFonts w:ascii="Arial" w:hAnsi="Arial" w:cs="Arial"/>
+          <w:b/>
+          <w:i/>
+          <w:color w:val="305496"/>
+          <w:sz w:val="22"/>
+        </w:rPr>
+        <w:t xml:space="preserve"> ≈ 4·</w:t>
+      </w:r>
+      <w:r>
+        <w:rPr>
+          <w:rFonts w:ascii="Arial" w:hAnsi="Arial" w:cs="Arial"/>
+          <w:b/>
+          <w:i/>
+          <w:color w:val="305496"/>
+          <w:sz w:val="22"/>
+        </w:rPr>
+        <w:t xml:space="preserve">τ</w:t>
+      </w:r>
+      <w:r>
+        <w:rPr>
+          <w:rFonts w:ascii="Arial" w:hAnsi="Arial" w:cs="Arial"/>
+          <w:b/>
+          <w:i/>
+          <w:color w:val="305496"/>
+          <w:sz w:val="22"/>
+          <w:vertAlign w:val="subscript"/>
+        </w:rPr>
+        <w:t xml:space="preserve">cl</w:t>
+      </w:r>
+      <w:r>
+        <w:rPr>
+          <w:rFonts w:ascii="Arial" w:hAnsi="Arial" w:cs="Arial"/>
+          <w:b/>
+          <w:i/>
+          <w:color w:val="305496"/>
+          <w:sz w:val="22"/>
+        </w:rPr>
+        <w:t xml:space="preserve"> = 1,3333 s     </w:t>
+      </w:r>
+      <w:r>
+        <w:rPr>
+          <w:rFonts w:ascii="Arial" w:hAnsi="Arial" w:cs="Arial"/>
+          <w:b/>
+          <w:i/>
+          <w:color w:val="305496"/>
+          <w:sz w:val="22"/>
+        </w:rPr>
+        <w:t xml:space="preserve">t</w:t>
+      </w:r>
+      <w:r>
+        <w:rPr>
+          <w:rFonts w:ascii="Arial" w:hAnsi="Arial" w:cs="Arial"/>
+          <w:b/>
+          <w:i/>
+          <w:color w:val="305496"/>
+          <w:sz w:val="22"/>
+          <w:vertAlign w:val="subscript"/>
+        </w:rPr>
+        <w:t xml:space="preserve">r</w:t>
+      </w:r>
+      <w:r>
+        <w:rPr>
+          <w:rFonts w:ascii="Arial" w:hAnsi="Arial" w:cs="Arial"/>
+          <w:b/>
+          <w:i/>
+          <w:color w:val="305496"/>
+          <w:sz w:val="22"/>
+        </w:rPr>
+        <w:t xml:space="preserve"> ≈ 2,2·</w:t>
+      </w:r>
+      <w:r>
+        <w:rPr>
+          <w:rFonts w:ascii="Arial" w:hAnsi="Arial" w:cs="Arial"/>
+          <w:b/>
+          <w:i/>
+          <w:color w:val="305496"/>
+          <w:sz w:val="22"/>
+        </w:rPr>
+        <w:t xml:space="preserve">τ</w:t>
+      </w:r>
+      <w:r>
+        <w:rPr>
+          <w:rFonts w:ascii="Arial" w:hAnsi="Arial" w:cs="Arial"/>
+          <w:b/>
+          <w:i/>
+          <w:color w:val="305496"/>
+          <w:sz w:val="22"/>
+          <w:vertAlign w:val="subscript"/>
+        </w:rPr>
+        <w:t xml:space="preserve">cl</w:t>
+      </w:r>
+      <w:r>
+        <w:rPr>
+          <w:rFonts w:ascii="Arial" w:hAnsi="Arial" w:cs="Arial"/>
+          <w:b/>
+          <w:i/>
+          <w:color w:val="305496"/>
+          <w:sz w:val="22"/>
+        </w:rPr>
+        <w:t xml:space="preserve"> = 0,7333 s</w:t>
+      </w:r>
+      <w:r>
+        <w:rPr>
+          <w:rFonts w:ascii="Arial" w:hAnsi="Arial" w:cs="Arial"/>
+          <w:b/>
+          <w:i/>
+          <w:color w:val="305496"/>
+          <w:sz w:val="22"/>
+        </w:rPr>
+        <w:t xml:space="preserve">   (3)</w:t>
       </w:r>
     </w:p>
     <w:p>
@@ -4832,6 +5254,15 @@
           <w:sz w:val="22"/>
         </w:rPr>
         <w:t xml:space="preserve">Umpan balik sudah dilakukan setiap hari tanpa menyebutnya kontrol otomatis. Enam analogi berikut memakai struktur yang persis sama dengan diagram blok pada Gambar 2, hanya saja perannya dipegang manusia alih-alih perangkat elektronik. Melatih diri mengenali struktur ini pada situasi sehari-hari sangat membantu ketika menghadapi soal berbentuk studi kasus.</w:t>
+      </w:r>
+      <w:r>
+        <w:rPr>
+          <w:rFonts w:ascii="Arial" w:hAnsi="Arial" w:cs="Arial"/>
+          <w:b w:val="0"/>
+          <w:i w:val="0"/>
+          <w:sz w:val="22"/>
+        </w:rPr>
+        <w:t xml:space="preserve"> Perhatikan ilustrasinya pada Gambar 7.</w:t>
       </w:r>
     </w:p>
     <w:p>
@@ -6210,6 +6641,15 @@
         </w:rPr>
         <w:t xml:space="preserve"/>
       </w:r>
+      <w:r>
+        <w:rPr>
+          <w:rFonts w:ascii="Arial" w:hAnsi="Arial" w:cs="Arial"/>
+          <w:b w:val="0"/>
+          <w:i w:val="0"/>
+          <w:sz w:val="22"/>
+        </w:rPr>
+        <w:t xml:space="preserve"> Gambar 8 merangkum alurnya secara visual.</w:t>
+      </w:r>
     </w:p>
     <w:p>
       <w:pPr>
@@ -6265,7 +6705,69 @@
           <w:color w:val="444444"/>
           <w:sz w:val="20"/>
         </w:rPr>
-        <w:t xml:space="preserve">Gambar 8. Potongan Cell 1: sistem referensi dan perhitungan L, T, S, τ_cl, dan t_s.</w:t>
+        <w:t xml:space="preserve">Gambar 8. Potongan Cell 1: sistem referensi dan perhitungan L, T, S, </w:t>
+      </w:r>
+      <w:r>
+        <w:rPr>
+          <w:rFonts w:ascii="Arial" w:hAnsi="Arial" w:cs="Arial"/>
+          <w:b w:val="0"/>
+          <w:i/>
+          <w:color w:val="444444"/>
+          <w:sz w:val="20"/>
+        </w:rPr>
+        <w:t xml:space="preserve">τ</w:t>
+      </w:r>
+      <w:r>
+        <w:rPr>
+          <w:rFonts w:ascii="Arial" w:hAnsi="Arial" w:cs="Arial"/>
+          <w:b w:val="0"/>
+          <w:i/>
+          <w:color w:val="444444"/>
+          <w:sz w:val="20"/>
+          <w:vertAlign w:val="subscript"/>
+        </w:rPr>
+        <w:t xml:space="preserve">cl</w:t>
+      </w:r>
+      <w:r>
+        <w:rPr>
+          <w:rFonts w:ascii="Arial" w:hAnsi="Arial" w:cs="Arial"/>
+          <w:b w:val="0"/>
+          <w:i/>
+          <w:color w:val="444444"/>
+          <w:sz w:val="20"/>
+        </w:rPr>
+        <w:t xml:space="preserve">, dan </w:t>
+      </w:r>
+      <w:r>
+        <w:rPr>
+          <w:rFonts w:ascii="Arial" w:hAnsi="Arial" w:cs="Arial"/>
+          <w:b w:val="0"/>
+          <w:i/>
+          <w:color w:val="444444"/>
+          <w:sz w:val="20"/>
+        </w:rPr>
+        <w:t xml:space="preserve">t</w:t>
+      </w:r>
+      <w:r>
+        <w:rPr>
+          <w:rFonts w:ascii="Arial" w:hAnsi="Arial" w:cs="Arial"/>
+          <w:b w:val="0"/>
+          <w:i/>
+          <w:color w:val="444444"/>
+          <w:sz w:val="20"/>
+          <w:vertAlign w:val="subscript"/>
+        </w:rPr>
+        <w:t xml:space="preserve">s</w:t>
+      </w:r>
+      <w:r>
+        <w:rPr>
+          <w:rFonts w:ascii="Arial" w:hAnsi="Arial" w:cs="Arial"/>
+          <w:b w:val="0"/>
+          <w:i/>
+          <w:color w:val="444444"/>
+          <w:sz w:val="20"/>
+        </w:rPr>
+        <w:t xml:space="preserve">.</w:t>
       </w:r>
     </w:p>
     <w:p>
@@ -6451,6 +6953,15 @@
           <w:sz w:val="22"/>
         </w:rPr>
         <w:t xml:space="preserve">Tugas terdiri atas 10 soal Pilihan Ganda bernilai 1 poin, 10 soal Komputasi Easy-Medium bernilai 2 poin, dan 5 soal Komputasi Hard bernilai 4 poin, dengan total 50 poin. Seluruh soal dikerjakan dan dinilai melalui modul interaktif; dokumen ini memuat naskah soalnya sebagai rujukan.</w:t>
+      </w:r>
+      <w:r>
+        <w:rPr>
+          <w:rFonts w:ascii="Arial" w:hAnsi="Arial" w:cs="Arial"/>
+          <w:b w:val="0"/>
+          <w:i w:val="0"/>
+          <w:sz w:val="22"/>
+        </w:rPr>
+        <w:t xml:space="preserve"> Gambar 9 mengilustrasikan gagasan ini.</w:t>
       </w:r>
     </w:p>
     <w:p>
@@ -8234,7 +8745,35 @@
           <w:i w:val="0"/>
           <w:sz w:val="22"/>
         </w:rPr>
-        <w:t xml:space="preserve">Parameter sistem referensi (dipakai C1-C10, kecuali dinyatakan lain di soal):</w:t>
+        <w:t xml:space="preserve">Parameter sistem referensi (dipakai </w:t>
+      </w:r>
+      <w:r>
+        <w:rPr>
+          <w:rFonts w:ascii="Arial" w:hAnsi="Arial" w:cs="Arial"/>
+          <w:b w:val="0"/>
+          <w:i w:val="0"/>
+          <w:sz w:val="22"/>
+        </w:rPr>
+        <w:t xml:space="preserve">C</w:t>
+      </w:r>
+      <w:r>
+        <w:rPr>
+          <w:rFonts w:ascii="Arial" w:hAnsi="Arial" w:cs="Arial"/>
+          <w:b w:val="0"/>
+          <w:i w:val="0"/>
+          <w:sz w:val="22"/>
+          <w:vertAlign w:val="subscript"/>
+        </w:rPr>
+        <w:t xml:space="preserve">1</w:t>
+      </w:r>
+      <w:r>
+        <w:rPr>
+          <w:rFonts w:ascii="Arial" w:hAnsi="Arial" w:cs="Arial"/>
+          <w:b w:val="0"/>
+          <w:i w:val="0"/>
+          <w:sz w:val="22"/>
+        </w:rPr>
+        <w:t xml:space="preserve">-C10, kecuali dinyatakan lain di soal):</w:t>
       </w:r>
     </w:p>
     <w:p>
@@ -8298,7 +8837,7 @@
           <w:i w:val="0"/>
           <w:sz w:val="17"/>
         </w:rPr>
-        <w:t xml:space="preserve">tau = 3.0    # konstanta waktu plant (s)</w:t>
+        <w:t xml:space="preserve">τ = 3.0    # konstanta waktu plant (s)</w:t>
       </w:r>
     </w:p>
     <w:p>
@@ -8346,7 +8885,7 @@
           <w:i w:val="0"/>
           <w:sz w:val="17"/>
         </w:rPr>
-        <w:t xml:space="preserve"># G(s) = K/(tau*s + 1), umpan balik satuan</w:t>
+        <w:t xml:space="preserve"># G(s) = K/(τ·s + 1), umpan balik satuan</w:t>
       </w:r>
     </w:p>
     <w:p>
@@ -8446,7 +8985,38 @@
           <w:color w:val="555555"/>
           <w:sz w:val="21"/>
         </w:rPr>
-        <w:t xml:space="preserve">–  HINT: Gunakan hasil C1, lalu terapkan T = L/(1+L); hasilnya di bawah 1 untuk proporsional murni.</w:t>
+        <w:t xml:space="preserve">–  HINT: Gunakan hasil </w:t>
+      </w:r>
+      <w:r>
+        <w:rPr>
+          <w:rFonts w:ascii="Arial" w:hAnsi="Arial" w:cs="Arial"/>
+          <w:b w:val="0"/>
+          <w:i w:val="0"/>
+          <w:color w:val="555555"/>
+          <w:sz w:val="21"/>
+        </w:rPr>
+        <w:t xml:space="preserve">C</w:t>
+      </w:r>
+      <w:r>
+        <w:rPr>
+          <w:rFonts w:ascii="Arial" w:hAnsi="Arial" w:cs="Arial"/>
+          <w:b w:val="0"/>
+          <w:i w:val="0"/>
+          <w:color w:val="555555"/>
+          <w:sz w:val="21"/>
+          <w:vertAlign w:val="subscript"/>
+        </w:rPr>
+        <w:t xml:space="preserve">1</w:t>
+      </w:r>
+      <w:r>
+        <w:rPr>
+          <w:rFonts w:ascii="Arial" w:hAnsi="Arial" w:cs="Arial"/>
+          <w:b w:val="0"/>
+          <w:i w:val="0"/>
+          <w:color w:val="555555"/>
+          <w:sz w:val="21"/>
+        </w:rPr>
+        <w:t xml:space="preserve">, lalu terapkan T = L/(1+L); hasilnya di bawah 1 untuk proporsional murni.</w:t>
       </w:r>
       <w:r>
         <w:rPr>
@@ -8481,7 +9051,35 @@
           <w:i w:val="0"/>
           <w:sz w:val="22"/>
         </w:rPr>
-        <w:t xml:space="preserve">C3. Hitung error tunak e_ss = 1/(1 + L) terhadap masukan step satuan untuk sistem referensi.</w:t>
+        <w:t xml:space="preserve">C3. Hitung error tunak </w:t>
+      </w:r>
+      <w:r>
+        <w:rPr>
+          <w:rFonts w:ascii="Arial" w:hAnsi="Arial" w:cs="Arial"/>
+          <w:b/>
+          <w:i w:val="0"/>
+          <w:sz w:val="22"/>
+        </w:rPr>
+        <w:t xml:space="preserve">e</w:t>
+      </w:r>
+      <w:r>
+        <w:rPr>
+          <w:rFonts w:ascii="Arial" w:hAnsi="Arial" w:cs="Arial"/>
+          <w:b/>
+          <w:i w:val="0"/>
+          <w:sz w:val="22"/>
+          <w:vertAlign w:val="subscript"/>
+        </w:rPr>
+        <w:t xml:space="preserve">ss</w:t>
+      </w:r>
+      <w:r>
+        <w:rPr>
+          <w:rFonts w:ascii="Arial" w:hAnsi="Arial" w:cs="Arial"/>
+          <w:b/>
+          <w:i w:val="0"/>
+          <w:sz w:val="22"/>
+        </w:rPr>
+        <w:t xml:space="preserve"> = 1/(1 + L) terhadap masukan step satuan untuk sistem referensi.</w:t>
       </w:r>
       <w:r>
         <w:rPr>
@@ -8541,7 +9139,35 @@
           <w:i w:val="0"/>
           <w:sz w:val="22"/>
         </w:rPr>
-        <w:t xml:space="preserve">C4. Hitung konstanta waktu loop tertutup τ_cl = τ/(1 + L) dalam detik untuk sistem referensi.</w:t>
+        <w:t xml:space="preserve">C4. Hitung konstanta waktu loop tertutup </w:t>
+      </w:r>
+      <w:r>
+        <w:rPr>
+          <w:rFonts w:ascii="Arial" w:hAnsi="Arial" w:cs="Arial"/>
+          <w:b/>
+          <w:i w:val="0"/>
+          <w:sz w:val="22"/>
+        </w:rPr>
+        <w:t xml:space="preserve">τ</w:t>
+      </w:r>
+      <w:r>
+        <w:rPr>
+          <w:rFonts w:ascii="Arial" w:hAnsi="Arial" w:cs="Arial"/>
+          <w:b/>
+          <w:i w:val="0"/>
+          <w:sz w:val="22"/>
+          <w:vertAlign w:val="subscript"/>
+        </w:rPr>
+        <w:t xml:space="preserve">cl</w:t>
+      </w:r>
+      <w:r>
+        <w:rPr>
+          <w:rFonts w:ascii="Arial" w:hAnsi="Arial" w:cs="Arial"/>
+          <w:b/>
+          <w:i w:val="0"/>
+          <w:sz w:val="22"/>
+        </w:rPr>
+        <w:t xml:space="preserve"> = τ/(1 + L) dalam detik untuk sistem referensi.</w:t>
       </w:r>
       <w:r>
         <w:rPr>
@@ -8601,7 +9227,63 @@
           <w:i w:val="0"/>
           <w:sz w:val="22"/>
         </w:rPr>
-        <w:t xml:space="preserve">C5. Hitung waktu settling t_s ≈ 4·τ_cl (kriteria 2 persen) dalam detik untuk sistem referensi.</w:t>
+        <w:t xml:space="preserve">C5. Hitung waktu settling </w:t>
+      </w:r>
+      <w:r>
+        <w:rPr>
+          <w:rFonts w:ascii="Arial" w:hAnsi="Arial" w:cs="Arial"/>
+          <w:b/>
+          <w:i w:val="0"/>
+          <w:sz w:val="22"/>
+        </w:rPr>
+        <w:t xml:space="preserve">t</w:t>
+      </w:r>
+      <w:r>
+        <w:rPr>
+          <w:rFonts w:ascii="Arial" w:hAnsi="Arial" w:cs="Arial"/>
+          <w:b/>
+          <w:i w:val="0"/>
+          <w:sz w:val="22"/>
+          <w:vertAlign w:val="subscript"/>
+        </w:rPr>
+        <w:t xml:space="preserve">s</w:t>
+      </w:r>
+      <w:r>
+        <w:rPr>
+          <w:rFonts w:ascii="Arial" w:hAnsi="Arial" w:cs="Arial"/>
+          <w:b/>
+          <w:i w:val="0"/>
+          <w:sz w:val="22"/>
+        </w:rPr>
+        <w:t xml:space="preserve"> ≈ 4·</w:t>
+      </w:r>
+      <w:r>
+        <w:rPr>
+          <w:rFonts w:ascii="Arial" w:hAnsi="Arial" w:cs="Arial"/>
+          <w:b/>
+          <w:i w:val="0"/>
+          <w:sz w:val="22"/>
+        </w:rPr>
+        <w:t xml:space="preserve">τ</w:t>
+      </w:r>
+      <w:r>
+        <w:rPr>
+          <w:rFonts w:ascii="Arial" w:hAnsi="Arial" w:cs="Arial"/>
+          <w:b/>
+          <w:i w:val="0"/>
+          <w:sz w:val="22"/>
+          <w:vertAlign w:val="subscript"/>
+        </w:rPr>
+        <w:t xml:space="preserve">cl</w:t>
+      </w:r>
+      <w:r>
+        <w:rPr>
+          <w:rFonts w:ascii="Arial" w:hAnsi="Arial" w:cs="Arial"/>
+          <w:b/>
+          <w:i w:val="0"/>
+          <w:sz w:val="22"/>
+        </w:rPr>
+        <w:t xml:space="preserve"> (kriteria 2 persen) dalam detik untuk sistem referensi.</w:t>
       </w:r>
       <w:r>
         <w:rPr>
@@ -8661,7 +9343,63 @@
           <w:i w:val="0"/>
           <w:sz w:val="22"/>
         </w:rPr>
-        <w:t xml:space="preserve">C6. Hitung waktu naik t_r ≈ 2,2·τ_cl (10 sampai 90 persen) dalam detik untuk sistem referensi.</w:t>
+        <w:t xml:space="preserve">C6. Hitung waktu naik </w:t>
+      </w:r>
+      <w:r>
+        <w:rPr>
+          <w:rFonts w:ascii="Arial" w:hAnsi="Arial" w:cs="Arial"/>
+          <w:b/>
+          <w:i w:val="0"/>
+          <w:sz w:val="22"/>
+        </w:rPr>
+        <w:t xml:space="preserve">t</w:t>
+      </w:r>
+      <w:r>
+        <w:rPr>
+          <w:rFonts w:ascii="Arial" w:hAnsi="Arial" w:cs="Arial"/>
+          <w:b/>
+          <w:i w:val="0"/>
+          <w:sz w:val="22"/>
+          <w:vertAlign w:val="subscript"/>
+        </w:rPr>
+        <w:t xml:space="preserve">r</w:t>
+      </w:r>
+      <w:r>
+        <w:rPr>
+          <w:rFonts w:ascii="Arial" w:hAnsi="Arial" w:cs="Arial"/>
+          <w:b/>
+          <w:i w:val="0"/>
+          <w:sz w:val="22"/>
+        </w:rPr>
+        <w:t xml:space="preserve"> ≈ 2,2·</w:t>
+      </w:r>
+      <w:r>
+        <w:rPr>
+          <w:rFonts w:ascii="Arial" w:hAnsi="Arial" w:cs="Arial"/>
+          <w:b/>
+          <w:i w:val="0"/>
+          <w:sz w:val="22"/>
+        </w:rPr>
+        <w:t xml:space="preserve">τ</w:t>
+      </w:r>
+      <w:r>
+        <w:rPr>
+          <w:rFonts w:ascii="Arial" w:hAnsi="Arial" w:cs="Arial"/>
+          <w:b/>
+          <w:i w:val="0"/>
+          <w:sz w:val="22"/>
+          <w:vertAlign w:val="subscript"/>
+        </w:rPr>
+        <w:t xml:space="preserve">cl</w:t>
+      </w:r>
+      <w:r>
+        <w:rPr>
+          <w:rFonts w:ascii="Arial" w:hAnsi="Arial" w:cs="Arial"/>
+          <w:b/>
+          <w:i w:val="0"/>
+          <w:sz w:val="22"/>
+        </w:rPr>
+        <w:t xml:space="preserve"> (10 sampai 90 persen) dalam detik untuk sistem referensi.</w:t>
       </w:r>
       <w:r>
         <w:rPr>
@@ -8721,7 +9459,26 @@
           <w:i w:val="0"/>
           <w:sz w:val="22"/>
         </w:rPr>
-        <w:t xml:space="preserve">C7. Hitung keluaran loop tertutup pada t = 1 detik: y(1) = [L/(1+L)]·(1 − e^(−t/τ_cl)).</w:t>
+        <w:t xml:space="preserve">C7. Hitung keluaran loop tertutup pada t = 1 detik: y(1) = [L/(1+L)]·(1 − e</w:t>
+      </w:r>
+      <w:r>
+        <w:rPr>
+          <w:rFonts w:ascii="Arial" w:hAnsi="Arial" w:cs="Arial"/>
+          <w:b/>
+          <w:i w:val="0"/>
+          <w:sz w:val="22"/>
+          <w:vertAlign w:val="superscript"/>
+        </w:rPr>
+        <w:t xml:space="preserve">−t/τ_cl</w:t>
+      </w:r>
+      <w:r>
+        <w:rPr>
+          <w:rFonts w:ascii="Arial" w:hAnsi="Arial" w:cs="Arial"/>
+          <w:b/>
+          <w:i w:val="0"/>
+          <w:sz w:val="22"/>
+        </w:rPr>
+        <w:t xml:space="preserve">).</w:t>
       </w:r>
       <w:r>
         <w:rPr>
@@ -8746,7 +9503,38 @@
           <w:color w:val="555555"/>
           <w:sz w:val="21"/>
         </w:rPr>
-        <w:t xml:space="preserve">–  HINT: Dengan τ_cl = 1/3 s, eksponennya menjadi −3; gunakan np.exp.</w:t>
+        <w:t xml:space="preserve">–  HINT: Dengan </w:t>
+      </w:r>
+      <w:r>
+        <w:rPr>
+          <w:rFonts w:ascii="Arial" w:hAnsi="Arial" w:cs="Arial"/>
+          <w:b w:val="0"/>
+          <w:i w:val="0"/>
+          <w:color w:val="555555"/>
+          <w:sz w:val="21"/>
+        </w:rPr>
+        <w:t xml:space="preserve">τ</w:t>
+      </w:r>
+      <w:r>
+        <w:rPr>
+          <w:rFonts w:ascii="Arial" w:hAnsi="Arial" w:cs="Arial"/>
+          <w:b w:val="0"/>
+          <w:i w:val="0"/>
+          <w:color w:val="555555"/>
+          <w:sz w:val="21"/>
+          <w:vertAlign w:val="subscript"/>
+        </w:rPr>
+        <w:t xml:space="preserve">cl</w:t>
+      </w:r>
+      <w:r>
+        <w:rPr>
+          <w:rFonts w:ascii="Arial" w:hAnsi="Arial" w:cs="Arial"/>
+          <w:b w:val="0"/>
+          <w:i w:val="0"/>
+          <w:color w:val="555555"/>
+          <w:sz w:val="21"/>
+        </w:rPr>
+        <w:t xml:space="preserve"> = 1/3 s, eksponennya menjadi −3; gunakan np.exp.</w:t>
       </w:r>
       <w:r>
         <w:rPr>
@@ -8781,7 +9569,26 @@
           <w:i w:val="0"/>
           <w:sz w:val="22"/>
         </w:rPr>
-        <w:t xml:space="preserve">C8. Tanpa umpan balik, rangkaian seri controller-plant memiliki gain 8 dan τ = 3 s. Hitung y(3) = 8·(1 − e^(−t/τ)).</w:t>
+        <w:t xml:space="preserve">C8. Tanpa umpan balik, rangkaian seri controller-plant memiliki gain 8 dan τ = 3 s. Hitung y(3) = 8·(1 − e</w:t>
+      </w:r>
+      <w:r>
+        <w:rPr>
+          <w:rFonts w:ascii="Arial" w:hAnsi="Arial" w:cs="Arial"/>
+          <w:b/>
+          <w:i w:val="0"/>
+          <w:sz w:val="22"/>
+          <w:vertAlign w:val="superscript"/>
+        </w:rPr>
+        <w:t xml:space="preserve">−t/τ</w:t>
+      </w:r>
+      <w:r>
+        <w:rPr>
+          <w:rFonts w:ascii="Arial" w:hAnsi="Arial" w:cs="Arial"/>
+          <w:b/>
+          <w:i w:val="0"/>
+          <w:sz w:val="22"/>
+        </w:rPr>
+        <w:t xml:space="preserve">).</w:t>
       </w:r>
       <w:r>
         <w:rPr>
@@ -8992,7 +9799,35 @@
           <w:i w:val="0"/>
           <w:sz w:val="22"/>
         </w:rPr>
-        <w:t xml:space="preserve">C11 (Hard). Perancangan gain dari spesifikasi error. Untuk plant dengan gain K = 2 dan controller proporsional Kp, tentukan nilai Kp minimum agar error tunak terhadap step satuan tidak melebihi 5 persen. Turunkan dari e_ss = 1/(1 + Kp·K) ≤ 0,05, lalu cetak Kp minimumnya.</w:t>
+        <w:t xml:space="preserve">C11 (Hard). Perancangan gain dari spesifikasi error. Untuk plant dengan gain K = 2 dan controller proporsional Kp, tentukan nilai Kp minimum agar error tunak terhadap step satuan tidak melebihi 5 persen. Turunkan dari </w:t>
+      </w:r>
+      <w:r>
+        <w:rPr>
+          <w:rFonts w:ascii="Arial" w:hAnsi="Arial" w:cs="Arial"/>
+          <w:b/>
+          <w:i w:val="0"/>
+          <w:sz w:val="22"/>
+        </w:rPr>
+        <w:t xml:space="preserve">e</w:t>
+      </w:r>
+      <w:r>
+        <w:rPr>
+          <w:rFonts w:ascii="Arial" w:hAnsi="Arial" w:cs="Arial"/>
+          <w:b/>
+          <w:i w:val="0"/>
+          <w:sz w:val="22"/>
+          <w:vertAlign w:val="subscript"/>
+        </w:rPr>
+        <w:t xml:space="preserve">ss</w:t>
+      </w:r>
+      <w:r>
+        <w:rPr>
+          <w:rFonts w:ascii="Arial" w:hAnsi="Arial" w:cs="Arial"/>
+          <w:b/>
+          <w:i w:val="0"/>
+          <w:sz w:val="22"/>
+        </w:rPr>
+        <w:t xml:space="preserve"> = 1/(1 + Kp·K) ≤ 0,05, lalu cetak Kp minimumnya.</w:t>
       </w:r>
       <w:r>
         <w:rPr>
@@ -9052,7 +9887,35 @@
           <w:i w:val="0"/>
           <w:sz w:val="22"/>
         </w:rPr>
-        <w:t xml:space="preserve">C12 (Hard). Perancangan gain dari spesifikasi kecepatan. Plant memiliki K = 2 dan τ = 3 s. Tentukan Kp minimum agar konstanta waktu loop tertutup τ_cl = τ/(1 + Kp·K) tidak lebih dari 0,25 detik.</w:t>
+        <w:t xml:space="preserve">C12 (Hard). Perancangan gain dari spesifikasi kecepatan. Plant memiliki K = 2 dan τ = 3 s. Tentukan Kp minimum agar konstanta waktu loop tertutup </w:t>
+      </w:r>
+      <w:r>
+        <w:rPr>
+          <w:rFonts w:ascii="Arial" w:hAnsi="Arial" w:cs="Arial"/>
+          <w:b/>
+          <w:i w:val="0"/>
+          <w:sz w:val="22"/>
+        </w:rPr>
+        <w:t xml:space="preserve">τ</w:t>
+      </w:r>
+      <w:r>
+        <w:rPr>
+          <w:rFonts w:ascii="Arial" w:hAnsi="Arial" w:cs="Arial"/>
+          <w:b/>
+          <w:i w:val="0"/>
+          <w:sz w:val="22"/>
+          <w:vertAlign w:val="subscript"/>
+        </w:rPr>
+        <w:t xml:space="preserve">cl</w:t>
+      </w:r>
+      <w:r>
+        <w:rPr>
+          <w:rFonts w:ascii="Arial" w:hAnsi="Arial" w:cs="Arial"/>
+          <w:b/>
+          <w:i w:val="0"/>
+          <w:sz w:val="22"/>
+        </w:rPr>
+        <w:t xml:space="preserve"> = τ/(1 + Kp·K) tidak lebih dari 0,25 detik.</w:t>
       </w:r>
       <w:r>
         <w:rPr>

--- a/Sistem-Kendali-Cerdas/Modul-Word/Modul-1-Pengantar-Sistem-Kontrol-Cerdas.docx
+++ b/Sistem-Kendali-Cerdas/Modul-Word/Modul-1-Pengantar-Sistem-Kontrol-Cerdas.docx
@@ -6660,7 +6660,7 @@
       <w:r>
         <w:drawing>
           <wp:inline xmlns:a="http://schemas.openxmlformats.org/drawingml/2006/main" xmlns:pic="http://schemas.openxmlformats.org/drawingml/2006/picture">
-            <wp:extent cx="5394960" cy="2227596"/>
+            <wp:extent cx="5394960" cy="2308811"/>
             <wp:docPr id="1858245155" name="Picture 1858245155"/>
             <wp:cNvGraphicFramePr>
               <a:graphicFrameLocks noChangeAspect="1"/>
@@ -6681,7 +6681,7 @@
                   <pic:spPr>
                     <a:xfrm>
                       <a:off x="0" y="0"/>
-                      <a:ext cx="5394960" cy="2227596"/>
+                      <a:ext cx="5394960" cy="2308811"/>
                     </a:xfrm>
                     <a:prstGeom prst="rect"/>
                   </pic:spPr>

--- a/Sistem-Kendali-Cerdas/Modul-Word/Modul-1-Pengantar-Sistem-Kontrol-Cerdas.docx
+++ b/Sistem-Kendali-Cerdas/Modul-Word/Modul-1-Pengantar-Sistem-Kontrol-Cerdas.docx
@@ -2849,6 +2849,15 @@
         </w:rPr>
         <w:t xml:space="preserve">Sistem kontrol adalah susunan komponen yang bekerja bersama untuk mengatur keluaran sebuah proses agar mengikuti tujuan yang ditetapkan, meskipun terdapat gangguan dan ketidakpastian. Keluaran aktual dilambangkan y(t), nilai yang diinginkan dilambangkan r(t) dan disebut referensi atau setpoint, dan selisih keduanya disebut error. Seluruh pekerjaan sebuah controller pada dasarnya adalah mengecilkan error tersebut tanpa membuat sistem menjadi tidak stabil.</w:t>
       </w:r>
+      <w:r>
+        <w:rPr>
+          <w:rFonts w:ascii="Arial" w:hAnsi="Arial" w:cs="Arial"/>
+          <w:b w:val="0"/>
+          <w:i w:val="0"/>
+          <w:sz w:val="22"/>
+        </w:rPr>
+        <w:t xml:space="preserve"> Hubungan ini dirangkum dalam Persamaan (1).</w:t>
+      </w:r>
     </w:p>
     <w:p>
       <w:pPr>
@@ -2865,6 +2874,16 @@
         </w:rPr>
         <w:t xml:space="preserve">e(t) = r(t) − y(t)</w:t>
       </w:r>
+      <w:r>
+        <w:rPr>
+          <w:rFonts w:ascii="Arial" w:hAnsi="Arial" w:cs="Arial"/>
+          <w:b/>
+          <w:i/>
+          <w:color w:val="305496"/>
+          <w:sz w:val="22"/>
+        </w:rPr>
+        <w:t xml:space="preserve">   (1)</w:t>
+      </w:r>
     </w:p>
     <w:p>
       <w:pPr>
@@ -2904,6 +2923,15 @@
         </w:rPr>
         <w:t xml:space="preserve">Kesalahan yang paling sering terjadi adalah menyamakan controller dengan aktuator. Controller adalah pengambil keputusan, biasanya berupa perhitungan atau rangkaian elektronik; aktuator adalah pelaksana fisik. Pada mesin cuci, mikrokontroler adalah controller sedangkan motor dan katup air adalah aktuator. Membedakan keduanya penting saat menganalisis penyebab kegagalan sistem: salah hitung, atau salah eksekusi. Kedua penyebab itu menuntut perbaikan yang sama sekali berbeda.</w:t>
       </w:r>
+      <w:r>
+        <w:rPr>
+          <w:rFonts w:ascii="Arial" w:hAnsi="Arial" w:cs="Arial"/>
+          <w:b w:val="0"/>
+          <w:i w:val="0"/>
+          <w:sz w:val="22"/>
+        </w:rPr>
+        <w:t xml:space="preserve"> Bentuk ringkasnya dituliskan pada Persamaan (2).</w:t>
+      </w:r>
     </w:p>
     <w:p>
       <w:pPr>
@@ -2919,6 +2947,16 @@
           <w:sz w:val="22"/>
         </w:rPr>
         <w:t xml:space="preserve">r → Σ → e → C(s) → u → G(s) → y → H(s) → Σ</w:t>
+      </w:r>
+      <w:r>
+        <w:rPr>
+          <w:rFonts w:ascii="Arial" w:hAnsi="Arial" w:cs="Arial"/>
+          <w:b/>
+          <w:i/>
+          <w:color w:val="305496"/>
+          <w:sz w:val="22"/>
+        </w:rPr>
+        <w:t xml:space="preserve">   (2)</w:t>
       </w:r>
     </w:p>
     <w:p>
@@ -4569,7 +4607,7 @@
           <w:i w:val="0"/>
           <w:sz w:val="22"/>
         </w:rPr>
-        <w:t xml:space="preserve"> Hubungan ini dirangkum dalam Persamaan (1).</w:t>
+        <w:t xml:space="preserve"> Persamaan (3) memadatkan aturan tersebut.</w:t>
       </w:r>
     </w:p>
     <w:p>
@@ -4657,7 +4695,7 @@
           <w:color w:val="305496"/>
           <w:sz w:val="22"/>
         </w:rPr>
-        <w:t xml:space="preserve">   (1)</w:t>
+        <w:t xml:space="preserve">   (3)</w:t>
       </w:r>
     </w:p>
     <w:p>
@@ -4752,7 +4790,7 @@
           <w:i w:val="0"/>
           <w:sz w:val="22"/>
         </w:rPr>
-        <w:t xml:space="preserve"> Bentuk ringkasnya dituliskan pada Persamaan (2).</w:t>
+        <w:t xml:space="preserve"> Rangkuman kuantitatifnya tertulis pada Persamaan (4).</w:t>
       </w:r>
     </w:p>
     <w:p>
@@ -4799,7 +4837,7 @@
           <w:color w:val="305496"/>
           <w:sz w:val="22"/>
         </w:rPr>
-        <w:t xml:space="preserve">   (2)</w:t>
+        <w:t xml:space="preserve">   (4)</w:t>
       </w:r>
     </w:p>
     <w:p>
@@ -4960,7 +4998,7 @@
           <w:i w:val="0"/>
           <w:sz w:val="22"/>
         </w:rPr>
-        <w:t xml:space="preserve"> Persamaan (3) memadatkan aturan tersebut.</w:t>
+        <w:t xml:space="preserve"> Hubungan ini dirangkum dalam Persamaan (5).</w:t>
       </w:r>
     </w:p>
     <w:p>
@@ -5110,7 +5148,7 @@
           <w:color w:val="305496"/>
           <w:sz w:val="22"/>
         </w:rPr>
-        <w:t xml:space="preserve">   (3)</w:t>
+        <w:t xml:space="preserve">   (5)</w:t>
       </w:r>
     </w:p>
     <w:p>

--- a/Sistem-Kendali-Cerdas/Modul-Word/Modul-1-Pengantar-Sistem-Kontrol-Cerdas.docx
+++ b/Sistem-Kendali-Cerdas/Modul-Word/Modul-1-Pengantar-Sistem-Kontrol-Cerdas.docx
@@ -2861,8 +2861,11 @@
     </w:p>
     <w:p>
       <w:pPr>
+        <w:tabs>
+          <w:tab w:val="center" w:pos="4393"/>
+          <w:tab w:val="right" w:pos="8787"/>
+        </w:tabs>
         <w:spacing w:before="40" w:after="120"/>
-        <w:jc w:val="center"/>
       </w:pPr>
       <w:r>
         <w:rPr>
@@ -2872,7 +2875,7 @@
           <w:color w:val="305496"/>
           <w:sz w:val="22"/>
         </w:rPr>
-        <w:t xml:space="preserve">e(t) = r(t) − y(t)</w:t>
+        <w:tab/>
       </w:r>
       <w:r>
         <w:rPr>
@@ -2882,7 +2885,18 @@
           <w:color w:val="305496"/>
           <w:sz w:val="22"/>
         </w:rPr>
-        <w:t xml:space="preserve">   (1)</w:t>
+        <w:t xml:space="preserve">e(t) = r(t) − y(t)</w:t>
+      </w:r>
+      <w:r>
+        <w:rPr>
+          <w:rFonts w:ascii="Arial" w:hAnsi="Arial" w:cs="Arial"/>
+          <w:b/>
+          <w:i/>
+          <w:color w:val="305496"/>
+          <w:sz w:val="22"/>
+        </w:rPr>
+        <w:tab/>
+        <w:t xml:space="preserve">(1)</w:t>
       </w:r>
     </w:p>
     <w:p>
@@ -2935,8 +2949,11 @@
     </w:p>
     <w:p>
       <w:pPr>
+        <w:tabs>
+          <w:tab w:val="center" w:pos="4393"/>
+          <w:tab w:val="right" w:pos="8787"/>
+        </w:tabs>
         <w:spacing w:before="40" w:after="120"/>
-        <w:jc w:val="center"/>
       </w:pPr>
       <w:r>
         <w:rPr>
@@ -2946,7 +2963,7 @@
           <w:color w:val="305496"/>
           <w:sz w:val="22"/>
         </w:rPr>
-        <w:t xml:space="preserve">r → Σ → e → C(s) → u → G(s) → y → H(s) → Σ</w:t>
+        <w:tab/>
       </w:r>
       <w:r>
         <w:rPr>
@@ -2956,7 +2973,18 @@
           <w:color w:val="305496"/>
           <w:sz w:val="22"/>
         </w:rPr>
-        <w:t xml:space="preserve">   (2)</w:t>
+        <w:t xml:space="preserve">r → Σ → e → C(s) → u → G(s) → y → H(s) → Σ</w:t>
+      </w:r>
+      <w:r>
+        <w:rPr>
+          <w:rFonts w:ascii="Arial" w:hAnsi="Arial" w:cs="Arial"/>
+          <w:b/>
+          <w:i/>
+          <w:color w:val="305496"/>
+          <w:sz w:val="22"/>
+        </w:rPr>
+        <w:tab/>
+        <w:t xml:space="preserve">(2)</w:t>
       </w:r>
     </w:p>
     <w:p>
@@ -4612,8 +4640,11 @@
     </w:p>
     <w:p>
       <w:pPr>
+        <w:tabs>
+          <w:tab w:val="center" w:pos="4393"/>
+          <w:tab w:val="right" w:pos="8787"/>
+        </w:tabs>
         <w:spacing w:before="40" w:after="120"/>
-        <w:jc w:val="center"/>
       </w:pPr>
       <w:r>
         <w:rPr>
@@ -4623,7 +4654,7 @@
           <w:color w:val="305496"/>
           <w:sz w:val="22"/>
         </w:rPr>
-        <w:t xml:space="preserve">L = Kp · K,   T = L/(1 + L),   </w:t>
+        <w:tab/>
       </w:r>
       <w:r>
         <w:rPr>
@@ -4633,7 +4664,7 @@
           <w:color w:val="305496"/>
           <w:sz w:val="22"/>
         </w:rPr>
-        <w:t xml:space="preserve">e</w:t>
+        <w:t xml:space="preserve">L = Kp · K,   T = L/(1 + L),   </w:t>
       </w:r>
       <w:r>
         <w:rPr>
@@ -4642,9 +4673,8 @@
           <w:i/>
           <w:color w:val="305496"/>
           <w:sz w:val="22"/>
-          <w:vertAlign w:val="subscript"/>
-        </w:rPr>
-        <w:t xml:space="preserve">ss</w:t>
+        </w:rPr>
+        <w:t xml:space="preserve">e</w:t>
       </w:r>
       <w:r>
         <w:rPr>
@@ -4653,8 +4683,9 @@
           <w:i/>
           <w:color w:val="305496"/>
           <w:sz w:val="22"/>
-        </w:rPr>
-        <w:t xml:space="preserve"> = 1/(1 + L),   </w:t>
+          <w:vertAlign w:val="subscript"/>
+        </w:rPr>
+        <w:t xml:space="preserve">ss</w:t>
       </w:r>
       <w:r>
         <w:rPr>
@@ -4664,7 +4695,7 @@
           <w:color w:val="305496"/>
           <w:sz w:val="22"/>
         </w:rPr>
-        <w:t xml:space="preserve">τ</w:t>
+        <w:t xml:space="preserve"> = 1/(1 + L),   </w:t>
       </w:r>
       <w:r>
         <w:rPr>
@@ -4673,9 +4704,8 @@
           <w:i/>
           <w:color w:val="305496"/>
           <w:sz w:val="22"/>
-          <w:vertAlign w:val="subscript"/>
-        </w:rPr>
-        <w:t xml:space="preserve">cl</w:t>
+        </w:rPr>
+        <w:t xml:space="preserve">τ</w:t>
       </w:r>
       <w:r>
         <w:rPr>
@@ -4684,8 +4714,9 @@
           <w:i/>
           <w:color w:val="305496"/>
           <w:sz w:val="22"/>
-        </w:rPr>
-        <w:t xml:space="preserve"> = τ/(1 + L)</w:t>
+          <w:vertAlign w:val="subscript"/>
+        </w:rPr>
+        <w:t xml:space="preserve">cl</w:t>
       </w:r>
       <w:r>
         <w:rPr>
@@ -4695,7 +4726,18 @@
           <w:color w:val="305496"/>
           <w:sz w:val="22"/>
         </w:rPr>
-        <w:t xml:space="preserve">   (3)</w:t>
+        <w:t xml:space="preserve"> = τ/(1 + L)</w:t>
+      </w:r>
+      <w:r>
+        <w:rPr>
+          <w:rFonts w:ascii="Arial" w:hAnsi="Arial" w:cs="Arial"/>
+          <w:b/>
+          <w:i/>
+          <w:color w:val="305496"/>
+          <w:sz w:val="22"/>
+        </w:rPr>
+        <w:tab/>
+        <w:t xml:space="preserve">(3)</w:t>
       </w:r>
     </w:p>
     <w:p>
@@ -4795,8 +4837,11 @@
     </w:p>
     <w:p>
       <w:pPr>
+        <w:tabs>
+          <w:tab w:val="center" w:pos="4393"/>
+          <w:tab w:val="right" w:pos="8787"/>
+        </w:tabs>
         <w:spacing w:before="40" w:after="120"/>
-        <w:jc w:val="center"/>
       </w:pPr>
       <w:r>
         <w:rPr>
@@ -4806,7 +4851,7 @@
           <w:color w:val="305496"/>
           <w:sz w:val="22"/>
         </w:rPr>
-        <w:t xml:space="preserve">y(t) = [L/(1 + L)] · (1 − e</w:t>
+        <w:tab/>
       </w:r>
       <w:r>
         <w:rPr>
@@ -4815,9 +4860,8 @@
           <w:i/>
           <w:color w:val="305496"/>
           <w:sz w:val="22"/>
-          <w:vertAlign w:val="superscript"/>
-        </w:rPr>
-        <w:t xml:space="preserve">−t/τ_cl</w:t>
+        </w:rPr>
+        <w:t xml:space="preserve">y(t) = [L/(1 + L)] · (1 − e</w:t>
       </w:r>
       <w:r>
         <w:rPr>
@@ -4826,8 +4870,9 @@
           <w:i/>
           <w:color w:val="305496"/>
           <w:sz w:val="22"/>
-        </w:rPr>
-        <w:t xml:space="preserve">)</w:t>
+          <w:vertAlign w:val="superscript"/>
+        </w:rPr>
+        <w:t xml:space="preserve">−t/τ_cl</w:t>
       </w:r>
       <w:r>
         <w:rPr>
@@ -4837,7 +4882,18 @@
           <w:color w:val="305496"/>
           <w:sz w:val="22"/>
         </w:rPr>
-        <w:t xml:space="preserve">   (4)</w:t>
+        <w:t xml:space="preserve">)</w:t>
+      </w:r>
+      <w:r>
+        <w:rPr>
+          <w:rFonts w:ascii="Arial" w:hAnsi="Arial" w:cs="Arial"/>
+          <w:b/>
+          <w:i/>
+          <w:color w:val="305496"/>
+          <w:sz w:val="22"/>
+        </w:rPr>
+        <w:tab/>
+        <w:t xml:space="preserve">(4)</w:t>
       </w:r>
     </w:p>
     <w:p>
@@ -5003,8 +5059,11 @@
     </w:p>
     <w:p>
       <w:pPr>
+        <w:tabs>
+          <w:tab w:val="center" w:pos="4393"/>
+          <w:tab w:val="right" w:pos="8787"/>
+        </w:tabs>
         <w:spacing w:before="40" w:after="120"/>
-        <w:jc w:val="center"/>
       </w:pPr>
       <w:r>
         <w:rPr>
@@ -5014,7 +5073,7 @@
           <w:color w:val="305496"/>
           <w:sz w:val="22"/>
         </w:rPr>
-        <w:t xml:space="preserve"/>
+        <w:tab/>
       </w:r>
       <w:r>
         <w:rPr>
@@ -5024,7 +5083,7 @@
           <w:color w:val="305496"/>
           <w:sz w:val="22"/>
         </w:rPr>
-        <w:t xml:space="preserve">t</w:t>
+        <w:t xml:space="preserve"/>
       </w:r>
       <w:r>
         <w:rPr>
@@ -5033,9 +5092,8 @@
           <w:i/>
           <w:color w:val="305496"/>
           <w:sz w:val="22"/>
-          <w:vertAlign w:val="subscript"/>
-        </w:rPr>
-        <w:t xml:space="preserve">s</w:t>
+        </w:rPr>
+        <w:t xml:space="preserve">t</w:t>
       </w:r>
       <w:r>
         <w:rPr>
@@ -5044,8 +5102,9 @@
           <w:i/>
           <w:color w:val="305496"/>
           <w:sz w:val="22"/>
-        </w:rPr>
-        <w:t xml:space="preserve"> ≈ 4·</w:t>
+          <w:vertAlign w:val="subscript"/>
+        </w:rPr>
+        <w:t xml:space="preserve">s</w:t>
       </w:r>
       <w:r>
         <w:rPr>
@@ -5055,7 +5114,7 @@
           <w:color w:val="305496"/>
           <w:sz w:val="22"/>
         </w:rPr>
-        <w:t xml:space="preserve">τ</w:t>
+        <w:t xml:space="preserve"> ≈ 4·</w:t>
       </w:r>
       <w:r>
         <w:rPr>
@@ -5064,9 +5123,8 @@
           <w:i/>
           <w:color w:val="305496"/>
           <w:sz w:val="22"/>
-          <w:vertAlign w:val="subscript"/>
-        </w:rPr>
-        <w:t xml:space="preserve">cl</w:t>
+        </w:rPr>
+        <w:t xml:space="preserve">τ</w:t>
       </w:r>
       <w:r>
         <w:rPr>
@@ -5075,8 +5133,9 @@
           <w:i/>
           <w:color w:val="305496"/>
           <w:sz w:val="22"/>
-        </w:rPr>
-        <w:t xml:space="preserve"> = 1,3333 s     </w:t>
+          <w:vertAlign w:val="subscript"/>
+        </w:rPr>
+        <w:t xml:space="preserve">cl</w:t>
       </w:r>
       <w:r>
         <w:rPr>
@@ -5086,7 +5145,7 @@
           <w:color w:val="305496"/>
           <w:sz w:val="22"/>
         </w:rPr>
-        <w:t xml:space="preserve">t</w:t>
+        <w:t xml:space="preserve"> = 1,3333 s     </w:t>
       </w:r>
       <w:r>
         <w:rPr>
@@ -5095,9 +5154,8 @@
           <w:i/>
           <w:color w:val="305496"/>
           <w:sz w:val="22"/>
-          <w:vertAlign w:val="subscript"/>
-        </w:rPr>
-        <w:t xml:space="preserve">r</w:t>
+        </w:rPr>
+        <w:t xml:space="preserve">t</w:t>
       </w:r>
       <w:r>
         <w:rPr>
@@ -5106,8 +5164,9 @@
           <w:i/>
           <w:color w:val="305496"/>
           <w:sz w:val="22"/>
-        </w:rPr>
-        <w:t xml:space="preserve"> ≈ 2,2·</w:t>
+          <w:vertAlign w:val="subscript"/>
+        </w:rPr>
+        <w:t xml:space="preserve">r</w:t>
       </w:r>
       <w:r>
         <w:rPr>
@@ -5117,7 +5176,7 @@
           <w:color w:val="305496"/>
           <w:sz w:val="22"/>
         </w:rPr>
-        <w:t xml:space="preserve">τ</w:t>
+        <w:t xml:space="preserve"> ≈ 2,2·</w:t>
       </w:r>
       <w:r>
         <w:rPr>
@@ -5126,9 +5185,8 @@
           <w:i/>
           <w:color w:val="305496"/>
           <w:sz w:val="22"/>
-          <w:vertAlign w:val="subscript"/>
-        </w:rPr>
-        <w:t xml:space="preserve">cl</w:t>
+        </w:rPr>
+        <w:t xml:space="preserve">τ</w:t>
       </w:r>
       <w:r>
         <w:rPr>
@@ -5137,8 +5195,9 @@
           <w:i/>
           <w:color w:val="305496"/>
           <w:sz w:val="22"/>
-        </w:rPr>
-        <w:t xml:space="preserve"> = 0,7333 s</w:t>
+          <w:vertAlign w:val="subscript"/>
+        </w:rPr>
+        <w:t xml:space="preserve">cl</w:t>
       </w:r>
       <w:r>
         <w:rPr>
@@ -5148,7 +5207,18 @@
           <w:color w:val="305496"/>
           <w:sz w:val="22"/>
         </w:rPr>
-        <w:t xml:space="preserve">   (5)</w:t>
+        <w:t xml:space="preserve"> = 0,7333 s</w:t>
+      </w:r>
+      <w:r>
+        <w:rPr>
+          <w:rFonts w:ascii="Arial" w:hAnsi="Arial" w:cs="Arial"/>
+          <w:b/>
+          <w:i/>
+          <w:color w:val="305496"/>
+          <w:sz w:val="22"/>
+        </w:rPr>
+        <w:tab/>
+        <w:t xml:space="preserve">(5)</w:t>
       </w:r>
     </w:p>
     <w:p>

--- a/Sistem-Kendali-Cerdas/Modul-Word/Modul-1-Pengantar-Sistem-Kontrol-Cerdas.docx
+++ b/Sistem-Kendali-Cerdas/Modul-Word/Modul-1-Pengantar-Sistem-Kontrol-Cerdas.docx
@@ -2579,45 +2579,65 @@
     <w:p>
       <w:pPr>
         <w:pBdr>
-          <w:top w:val="single" w:sz="8" w:space="6" w:color="2E9E6B"/>
-          <w:left w:val="single" w:sz="8" w:space="6" w:color="2E9E6B"/>
-          <w:bottom w:val="single" w:sz="8" w:space="6" w:color="2E9E6B"/>
-          <w:right w:val="single" w:sz="8" w:space="6" w:color="2E9E6B"/>
+          <w:top w:val="single" w:sz="6" w:space="10" w:color="BFE3D0"/>
+          <w:left w:val="single" w:sz="24" w:space="12" w:color="1F7A55"/>
+          <w:bottom w:val="single" w:sz="6" w:space="10" w:color="BFE3D0"/>
+          <w:right w:val="single" w:sz="6" w:space="10" w:color="BFE3D0"/>
         </w:pBdr>
-        <w:shd w:val="clear" w:fill="EAF7F0"/>
-        <w:spacing w:before="80" w:after="240"/>
-      </w:pPr>
-      <w:r>
-        <w:rPr>
-          <w:rFonts w:ascii="Arial" w:hAnsi="Arial" w:cs="Arial"/>
-          <w:b/>
-          <w:i w:val="0"/>
-          <w:color w:val="1F3864"/>
-          <w:sz w:val="21"/>
-        </w:rPr>
-        <w:t xml:space="preserve">🔗 Modul Interaktif: https://dedik-romahadi.github.io/Mechanical-Engineering-Courses/Sistem-Kendali-Cerdas/Modul/Modul-1.html. Pada layar masuk, pilih tombol “👁️ Mode Preview (Tanpa Login)” untuk membaca seluruh materi tanpa perlu NIM dan PIN. Untuk mengerjakan Tugas dan Forum, masuk sebagai Mahasiswa memakai NIM dan PIN.</w:t>
+        <w:shd w:val="clear" w:fill="F1FAF5"/>
+        <w:spacing w:before="140" w:after="60" w:line="264" w:lineRule="auto"/>
+        <w:ind w:left="170" w:right="170"/>
+        <w:jc w:val="left"/>
+      </w:pPr>
+      <w:r>
+        <w:rPr>
+          <w:rFonts w:ascii="Arial" w:hAnsi="Arial" w:cs="Arial"/>
+          <w:b/>
+          <w:i w:val="0"/>
+          <w:color w:val="1F7A55"/>
+          <w:sz w:val="17"/>
+          <w:spacing w:val="30"/>
+        </w:rPr>
+        <w:t xml:space="preserve">🔗 MODUL INTERAKTIF</w:t>
+      </w:r>
+      <w:r>
+        <w:br/>
       </w:r>
       <w:hyperlink r:id="rId19">
         <w:r>
           <w:rPr>
             <w:rFonts w:ascii="Arial" w:hAnsi="Arial" w:cs="Arial"/>
-            <w:sz w:val="22"/>
+            <w:b/>
             <w:color w:val="0563C1"/>
+            <w:sz w:val="20"/>
             <w:u w:val="single"/>
-            <w:b/>
           </w:rPr>
-          <w:t xml:space="preserve"/>
+          <w:t xml:space="preserve">https://dedik-romahadi.github.io/Mechanical-Engineering-Courses/Sistem-Kendali-Cerdas/Modul/Modul-1.html</w:t>
         </w:r>
       </w:hyperlink>
-      <w:r>
-        <w:rPr>
-          <w:rFonts w:ascii="Arial" w:hAnsi="Arial" w:cs="Arial"/>
-          <w:b w:val="0"/>
-          <w:i w:val="0"/>
-          <w:color w:val="333333"/>
-          <w:sz w:val="20"/>
-        </w:rPr>
-        <w:t xml:space="preserve"/>
+    </w:p>
+    <w:p>
+      <w:pPr>
+        <w:pBdr>
+          <w:top w:val="single" w:sz="6" w:space="10" w:color="BFE3D0"/>
+          <w:left w:val="single" w:sz="24" w:space="12" w:color="1F7A55"/>
+          <w:bottom w:val="single" w:sz="6" w:space="10" w:color="BFE3D0"/>
+          <w:right w:val="single" w:sz="6" w:space="10" w:color="BFE3D0"/>
+        </w:pBdr>
+        <w:shd w:val="clear" w:fill="F1FAF5"/>
+        <w:spacing w:before="0" w:after="140" w:line="264" w:lineRule="auto"/>
+        <w:ind w:left="170" w:right="170"/>
+        <w:jc w:val="left"/>
+      </w:pPr>
+      <w:r>
+        <w:rPr>
+          <w:rFonts w:ascii="Arial" w:hAnsi="Arial" w:cs="Arial"/>
+          <w:b w:val="0"/>
+          <w:i w:val="0"/>
+          <w:color w:val="44525F"/>
+          <w:sz w:val="19"/>
+        </w:rPr>
+        <w:t xml:space="preserve">Pada layar masuk, pilih tombol “👁️ Mode Preview (Tanpa Login)” untuk membaca seluruh materi tanpa perlu NIM dan PIN. Untuk mengerjakan Tugas dan Forum, masuk sebagai Mahasiswa memakai NIM dan PIN.</w:t>
       </w:r>
     </w:p>
     <w:p>
